--- a/docs/Project Outline.docx
+++ b/docs/Project Outline.docx
@@ -982,6 +982,17 @@
       <w:r>
         <w:lastRenderedPageBreak/>
         <w:t>Fields: Project Name, Site / Location, Client, Sector, Contract Price, Start Date, Target End Date, Status (Pending, Ongoing, Done, Cancelled).</w:t>
+      </w:r>
+    </w:p>
+    <w:p>
+      <w:pPr>
+        <w:numPr>
+          <w:ilvl w:val="0"/>
+          <w:numId w:val="5"/>
+        </w:numPr>
+      </w:pPr>
+      <w:r>
+        <w:t>Completion date is recorded automatically when the status is set to Done (cleared if reopened). Days shown: Day N while running, Finished in N days when done.</w:t>
       </w:r>
     </w:p>
     <w:p>

--- a/docs/Project Outline.docx
+++ b/docs/Project Outline.docx
@@ -1083,6 +1083,17 @@
       </w:pPr>
       <w:r>
         <w:t>Also stores: Daily Rate, Biometric ID (the number the scanner gives each person), and a Government Deductions On/Off switch (Off by default; SSS, PhilHealth, Pag-IBIG and TIN fields are optional).</w:t>
+      </w:r>
+    </w:p>
+    <w:p>
+      <w:pPr>
+        <w:numPr>
+          <w:ilvl w:val="2"/>
+          <w:numId w:val="11"/>
+        </w:numPr>
+      </w:pPr>
+      <w:r>
+        <w:t>Departments for employees: Administration, HR &amp; Payroll, Inventory, Subcontractors, Receipts, or Site (site workers). The pay schedule follows the department: Site = weekly (Saturday), all others = 15th and 30th.</w:t>
       </w:r>
     </w:p>
     <w:p>

--- a/docs/Project Outline.docx
+++ b/docs/Project Outline.docx
@@ -920,6 +920,17 @@
         </w:numPr>
       </w:pPr>
       <w:r>
+        <w:t>Each login belongs to one Active office employee (picked from HR &amp; Payroll &gt; Employees; never site workers). One login per employee. The login's name and department come from the employee record.</w:t>
+      </w:r>
+    </w:p>
+    <w:p>
+      <w:pPr>
+        <w:numPr>
+          <w:ilvl w:val="0"/>
+          <w:numId w:val="1"/>
+        </w:numPr>
+      </w:pPr>
+      <w:r>
         <w:t>Account locks after 5 wrong passwords. Only Admin can unlock it.</w:t>
       </w:r>
     </w:p>
@@ -969,6 +980,7 @@
         </w:numPr>
       </w:pPr>
       <w:r>
+        <w:lastRenderedPageBreak/>
         <w:t>Admin only: only Admin can open this page and add, edit or delete projects. Supervisors and Employees pick a project from a dropdown inside their own department pages.</w:t>
       </w:r>
     </w:p>
@@ -980,7 +992,6 @@
         </w:numPr>
       </w:pPr>
       <w:r>
-        <w:lastRenderedPageBreak/>
         <w:t>Fields: Project Name, Site / Location, Client, Sector, Contract Price, Start Date, Target End Date, Status (Pending, Ongoing, Done, Cancelled).</w:t>
       </w:r>
     </w:p>
@@ -1241,6 +1252,7 @@
         </w:numPr>
       </w:pPr>
       <w:r>
+        <w:lastRenderedPageBreak/>
         <w:t>Work hours: 8:00 AM to 5:00 PM, Monday to Saturday, 12:00 to 1:00 PM unpaid lunch. On time up to 8:15 AM. (Editable settings.)</w:t>
       </w:r>
     </w:p>
@@ -1558,6 +1570,7 @@
         <w:rPr>
           <w:color w:val="FF9900"/>
         </w:rPr>
+        <w:lastRenderedPageBreak/>
         <w:t>Using materials: the Inventory Employee records what was used and on which project (e.g. 20 bags of cement to Santos Residence). The Inventory Supervisor approves it; then the stock goes down and the cost is added to that project.</w:t>
       </w:r>
     </w:p>
@@ -1873,6 +1886,7 @@
         </w:numPr>
       </w:pPr>
       <w:r>
+        <w:lastRenderedPageBreak/>
         <w:t>​</w:t>
       </w:r>
       <w:r>
@@ -2209,6 +2223,7 @@
           <w:b/>
           <w:bCs/>
         </w:rPr>
+        <w:lastRenderedPageBreak/>
         <w:t>Metadata Fields:</w:t>
       </w:r>
       <w:r>

--- a/docs/Project Outline.docx
+++ b/docs/Project Outline.docx
@@ -806,6 +806,17 @@
         <w:t>Who sees it: Admin sees all departments; a Supervisor sees only their own department's numbers; Employees have no Dashboard.</w:t>
       </w:r>
     </w:p>
+    <w:p>
+      <w:pPr>
+        <w:numPr>
+          <w:ilvl w:val="0"/>
+          <w:numId w:val="5"/>
+        </w:numPr>
+      </w:pPr>
+      <w:r>
+        <w:t>How money is counted (completed-contract method): a project's revenue and all its expenses count in the period it is finished (Done). Company overhead (overhead receipts, equipment repairs, payroll) counts by its own date. A department view shows only that department's expenses.</w:t>
+      </w:r>
+    </w:p>
     <w:p/>
     <w:p>
       <w:pPr>
@@ -1252,7 +1263,6 @@
         </w:numPr>
       </w:pPr>
       <w:r>
-        <w:lastRenderedPageBreak/>
         <w:t>Work hours: 8:00 AM to 5:00 PM, Monday to Saturday, 12:00 to 1:00 PM unpaid lunch. On time up to 8:15 AM. (Editable settings.)</w:t>
       </w:r>
     </w:p>
@@ -1570,7 +1580,6 @@
         <w:rPr>
           <w:color w:val="FF9900"/>
         </w:rPr>
-        <w:lastRenderedPageBreak/>
         <w:t>Using materials: the Inventory Employee records what was used and on which project (e.g. 20 bags of cement to Santos Residence). The Inventory Supervisor approves it; then the stock goes down and the cost is added to that project.</w:t>
       </w:r>
     </w:p>
@@ -1886,7 +1895,6 @@
         </w:numPr>
       </w:pPr>
       <w:r>
-        <w:lastRenderedPageBreak/>
         <w:t>​</w:t>
       </w:r>
       <w:r>
@@ -2134,6 +2142,17 @@
         <w:t>Payouts: record date, amount, reference no. and method. The app shows the remaining balance and the retention held. Payouts count as project expenses on the Dashboard.</w:t>
       </w:r>
     </w:p>
+    <w:p>
+      <w:pPr>
+        <w:numPr>
+          <w:ilvl w:val="1"/>
+          <w:numId w:val="7"/>
+        </w:numPr>
+      </w:pPr>
+      <w:r>
+        <w:t>Vouchers are numbered SV-0001, SV-0002... A payout is the approved voucher's exact amount. The retention gets its own voucher once progress is 100% and every stage is paid.</w:t>
+      </w:r>
+    </w:p>
     <w:p/>
     <w:p>
       <w:pPr>
@@ -2223,7 +2242,6 @@
           <w:b/>
           <w:bCs/>
         </w:rPr>
-        <w:lastRenderedPageBreak/>
         <w:t>Metadata Fields:</w:t>
       </w:r>
       <w:r>
@@ -2431,6 +2449,17 @@
         </w:numPr>
       </w:pPr>
       <w:r>
+        <w:t>Delivery receipts from Inventory are shown in the vault straight from the deliveries (marked "Stock purchase", read only) and never count as project expenses.</w:t>
+      </w:r>
+    </w:p>
+    <w:p>
+      <w:pPr>
+        <w:numPr>
+          <w:ilvl w:val="0"/>
+          <w:numId w:val="2"/>
+        </w:numPr>
+      </w:pPr>
+      <w:r>
         <w:t>Expenses with no receipt: flagged "No receipt - needs review" and highlighted. A reason is required (e.g. tricycle fare, driver gives no receipt). They go to a "Needs review" list with a notification badge and do not count as an expense until the Receipts Supervisor approves. Attaching a receipt later clears the flag.</w:t>
       </w:r>
     </w:p>
@@ -2476,6 +2505,17 @@
       </w:pPr>
       <w:r>
         <w:t>Admin approves or rejects (it changes the project's price). Once approved, the project's revenue and end date update everywhere (Projects page, Dashboard).</w:t>
+      </w:r>
+    </w:p>
+    <w:p>
+      <w:pPr>
+        <w:numPr>
+          <w:ilvl w:val="1"/>
+          <w:numId w:val="2"/>
+        </w:numPr>
+      </w:pPr>
+      <w:r>
+        <w:t>Change orders are numbered CO-001, CO-002... across all projects. The revised contract price can't go below zero.</w:t>
       </w:r>
     </w:p>
     <w:p>

--- a/docs/Project Outline.docx
+++ b/docs/Project Outline.docx
@@ -457,7 +457,7 @@
           <w:i/>
           <w:iCs/>
         </w:rPr>
-        <w:t>Note: built as the Website Admin tab inside the Desktop App, not a separate web login. It shares the same database as the Desktop App.</w:t>
+        <w:t>Note: built as separate Website Admin screens, not a page of the office app. Everyone signs in on the same Tri-Stone Sign In with one list of logins: a Website Admin login opens these screens, an Admin chooses Office App or Website Admin, everyone else gets the office app. It shares the same database as the Desktop App.</w:t>
       </w:r>
     </w:p>
     <w:p/>
@@ -570,7 +570,7 @@
         </w:numPr>
       </w:pPr>
       <w:r>
-        <w:t>Admin only. Everything on the website is editable from here: all text and images on every page (Home, Projects, Services, About Us, Contact).</w:t>
+        <w:t>Website Admin logins and Admins. Everything on the website is editable from here: all text and images on every page (Home, Projects, Services, About Us, Contact).</w:t>
       </w:r>
     </w:p>
     <w:p>
@@ -964,7 +964,18 @@
         </w:numPr>
       </w:pPr>
       <w:r>
-        <w:t>One login for the whole app. Each account has one Department (decides which pages show in the sidebar) and one Level: Admin, Supervisor or Employee. Supervisors are specific to their department, not to projects.</w:t>
+        <w:t>One login for the whole system (the office app and the Website Admin screens). Each account has one Level: Admin, Supervisor, Employee or Website Admin, and (except Admins and Website Admins) one Department, which decides which pages show in the sidebar. Supervisors are specific to their department, not to projects.</w:t>
+      </w:r>
+    </w:p>
+    <w:p>
+      <w:pPr>
+        <w:numPr>
+          <w:ilvl w:val="0"/>
+          <w:numId w:val="1"/>
+        </w:numPr>
+      </w:pPr>
+      <w:r>
+        <w:t>Website Admin logins are made by an Admin in User Accounts like any other login (linked to an office employee, no department). Tri-Stone, the one program everyone opens, decides which screens open from the login.</w:t>
       </w:r>
     </w:p>
     <w:p/>
@@ -991,7 +1002,6 @@
         </w:numPr>
       </w:pPr>
       <w:r>
-        <w:lastRenderedPageBreak/>
         <w:t>Admin only: only Admin can open this page and add, edit or delete projects. Supervisors and Employees pick a project from a dropdown inside their own department pages.</w:t>
       </w:r>
     </w:p>

--- a/docs/Project Outline.docx
+++ b/docs/Project Outline.docx
@@ -660,6 +660,7 @@
           <w:b/>
           <w:bCs/>
         </w:rPr>
+        <w:lastRenderedPageBreak/>
         <w:t>Module 1: Main System Dashboard &amp; Analytics</w:t>
       </w:r>
     </w:p>
@@ -676,283 +677,283 @@
           <w:b/>
           <w:bCs/>
         </w:rPr>
+        <w:t>Key Performance Indicators (KPI Cards):</w:t>
+      </w:r>
+    </w:p>
+    <w:p>
+      <w:pPr>
+        <w:numPr>
+          <w:ilvl w:val="0"/>
+          <w:numId w:val="5"/>
+        </w:numPr>
+      </w:pPr>
+      <w:r>
+        <w:t>Total Completed Projects</w:t>
+      </w:r>
+    </w:p>
+    <w:p>
+      <w:pPr>
+        <w:numPr>
+          <w:ilvl w:val="0"/>
+          <w:numId w:val="5"/>
+        </w:numPr>
+      </w:pPr>
+      <w:r>
+        <w:t>Total Gross Revenue</w:t>
+      </w:r>
+    </w:p>
+    <w:p>
+      <w:pPr>
+        <w:numPr>
+          <w:ilvl w:val="0"/>
+          <w:numId w:val="5"/>
+        </w:numPr>
+      </w:pPr>
+      <w:r>
+        <w:t>Total Operational Expenses</w:t>
+      </w:r>
+    </w:p>
+    <w:p>
+      <w:pPr>
+        <w:numPr>
+          <w:ilvl w:val="0"/>
+          <w:numId w:val="5"/>
+        </w:numPr>
+      </w:pPr>
+      <w:r>
+        <w:t>Net Revenue</w:t>
+      </w:r>
+    </w:p>
+    <w:p/>
+    <w:p>
+      <w:pPr>
+        <w:rPr>
+          <w:b/>
+          <w:bCs/>
+        </w:rPr>
+      </w:pPr>
+      <w:r>
+        <w:rPr>
+          <w:b/>
+          <w:bCs/>
+        </w:rPr>
+        <w:t>Data Visualizations &amp; Charts:</w:t>
+      </w:r>
+    </w:p>
+    <w:p>
+      <w:pPr>
+        <w:numPr>
+          <w:ilvl w:val="0"/>
+          <w:numId w:val="5"/>
+        </w:numPr>
+      </w:pPr>
+      <w:r>
+        <w:t>Project Status Chart (Bar Chart): Status breakdown (Done, Ongoing, Cancelled, Pending).</w:t>
+      </w:r>
+    </w:p>
+    <w:p>
+      <w:pPr>
+        <w:numPr>
+          <w:ilvl w:val="0"/>
+          <w:numId w:val="5"/>
+        </w:numPr>
+      </w:pPr>
+      <w:r>
+        <w:t>Financial &amp; Performance Tables: Top Performing Projects</w:t>
+      </w:r>
+    </w:p>
+    <w:p>
+      <w:pPr>
+        <w:numPr>
+          <w:ilvl w:val="1"/>
+          <w:numId w:val="5"/>
+        </w:numPr>
+      </w:pPr>
+      <w:r>
+        <w:t>Columns: Revenue, Expenses, Profit, Margin %. Sortable by any column; sorted by highest Profit by default.</w:t>
+      </w:r>
+    </w:p>
+    <w:p>
+      <w:pPr>
+        <w:numPr>
+          <w:ilvl w:val="1"/>
+          <w:numId w:val="5"/>
+        </w:numPr>
+      </w:pPr>
+      <w:r>
+        <w:t>Expenses are added up automatically: receipts + materials + subcontractor payouts. Payroll is not split per project; it counts as company-wide overhead in the KPI cards.</w:t>
+      </w:r>
+    </w:p>
+    <w:p>
+      <w:pPr>
+        <w:numPr>
+          <w:ilvl w:val="0"/>
+          <w:numId w:val="5"/>
+        </w:numPr>
+      </w:pPr>
+      <w:r>
+        <w:t>Date filters: This Month, This Quarter, This Year, All Time, Custom date range.</w:t>
+      </w:r>
+    </w:p>
+    <w:p>
+      <w:pPr>
+        <w:numPr>
+          <w:ilvl w:val="0"/>
+          <w:numId w:val="5"/>
+        </w:numPr>
+      </w:pPr>
+      <w:r>
+        <w:t>Who sees it: Admin sees all departments; a Supervisor sees only their own department's numbers; Employees have no Dashboard.</w:t>
+      </w:r>
+    </w:p>
+    <w:p>
+      <w:pPr>
+        <w:numPr>
+          <w:ilvl w:val="0"/>
+          <w:numId w:val="5"/>
+        </w:numPr>
+      </w:pPr>
+      <w:r>
+        <w:t>How money is counted (completed-contract method): a project's revenue and all its expenses count in the period it is finished (Done). Company overhead (overhead receipts, equipment repairs, payroll) counts by its own date. A department view shows only that department's expenses.</w:t>
+      </w:r>
+    </w:p>
+    <w:p/>
+    <w:p>
+      <w:pPr>
+        <w:rPr>
+          <w:b/>
+          <w:bCs/>
+        </w:rPr>
+      </w:pPr>
+      <w:r>
+        <w:rPr>
+          <w:b/>
+          <w:bCs/>
+        </w:rPr>
+        <w:t>Log History(Table)</w:t>
+      </w:r>
+    </w:p>
+    <w:p>
+      <w:r>
+        <w:rPr>
+          <w:b/>
+          <w:bCs/>
+        </w:rPr>
+        <w:t xml:space="preserve"> </w:t>
+      </w:r>
+      <w:r>
+        <w:t>logs of employee time in and time out</w:t>
+      </w:r>
+    </w:p>
+    <w:p>
+      <w:r>
+        <w:t xml:space="preserve"> logins, logouts and failed login attempts</w:t>
+      </w:r>
+    </w:p>
+    <w:p>
+      <w:r>
+        <w:t xml:space="preserve"> password changes and resets</w:t>
+      </w:r>
+    </w:p>
+    <w:p>
+      <w:r>
+        <w:t xml:space="preserve"> password requests (also shown to Admins as a notification badge)</w:t>
+      </w:r>
+    </w:p>
+    <w:p/>
+    <w:p>
+      <w:pPr>
+        <w:rPr>
+          <w:b/>
+          <w:bCs/>
+        </w:rPr>
+      </w:pPr>
+      <w:r>
+        <w:rPr>
+          <w:b/>
+          <w:bCs/>
+        </w:rPr>
+        <w:t>Changes of password</w:t>
+      </w:r>
+    </w:p>
+    <w:p>
+      <w:pPr>
+        <w:numPr>
+          <w:ilvl w:val="0"/>
+          <w:numId w:val="1"/>
+        </w:numPr>
+      </w:pPr>
+      <w:r>
+        <w:t>Security question is for admin only</w:t>
+      </w:r>
+    </w:p>
+    <w:p>
+      <w:pPr>
+        <w:numPr>
+          <w:ilvl w:val="0"/>
+          <w:numId w:val="1"/>
+        </w:numPr>
+      </w:pPr>
+      <w:r>
+        <w:t>Forgot passwords for employee and supervisor accounts will notify admin for giving out of new password</w:t>
+      </w:r>
+      <w:r>
+        <w:br/>
+      </w:r>
+    </w:p>
+    <w:p>
+      <w:pPr>
+        <w:numPr>
+          <w:ilvl w:val="0"/>
+          <w:numId w:val="1"/>
+        </w:numPr>
+      </w:pPr>
+      <w:r>
+        <w:t>Forgot Password does not use an email code (OTP) or security question for Employees/Supervisors. It only sends a request to the Admins. Admin sets a new password and gives it to the person directly (no temporary password, no forced change).</w:t>
+      </w:r>
+    </w:p>
+    <w:p>
+      <w:pPr>
+        <w:numPr>
+          <w:ilvl w:val="0"/>
+          <w:numId w:val="1"/>
+        </w:numPr>
+      </w:pPr>
+      <w:r>
+        <w:t>Only Admin creates accounts and changes passwords. There is no self sign-up, and Employees/Supervisors cannot change their own password (they ask Admin).</w:t>
+      </w:r>
+    </w:p>
+    <w:p>
+      <w:pPr>
+        <w:numPr>
+          <w:ilvl w:val="0"/>
+          <w:numId w:val="1"/>
+        </w:numPr>
+      </w:pPr>
+      <w:r>
+        <w:t>Each login belongs to one Active office employee (picked from HR &amp; Payroll &gt; Employees; never site workers). One login per employee. The login's name and department come from the employee record.</w:t>
+      </w:r>
+    </w:p>
+    <w:p>
+      <w:pPr>
+        <w:numPr>
+          <w:ilvl w:val="0"/>
+          <w:numId w:val="1"/>
+        </w:numPr>
+      </w:pPr>
+      <w:r>
+        <w:t>Account locks after 5 wrong passwords. Only Admin can unlock it.</w:t>
+      </w:r>
+    </w:p>
+    <w:p>
+      <w:pPr>
+        <w:numPr>
+          <w:ilvl w:val="0"/>
+          <w:numId w:val="1"/>
+        </w:numPr>
+      </w:pPr>
+      <w:r>
         <w:lastRenderedPageBreak/>
-        <w:t>Key Performance Indicators (KPI Cards):</w:t>
-      </w:r>
-    </w:p>
-    <w:p>
-      <w:pPr>
-        <w:numPr>
-          <w:ilvl w:val="0"/>
-          <w:numId w:val="5"/>
-        </w:numPr>
-      </w:pPr>
-      <w:r>
-        <w:t>Total Completed Projects</w:t>
-      </w:r>
-    </w:p>
-    <w:p>
-      <w:pPr>
-        <w:numPr>
-          <w:ilvl w:val="0"/>
-          <w:numId w:val="5"/>
-        </w:numPr>
-      </w:pPr>
-      <w:r>
-        <w:t>Total Gross Revenue</w:t>
-      </w:r>
-    </w:p>
-    <w:p>
-      <w:pPr>
-        <w:numPr>
-          <w:ilvl w:val="0"/>
-          <w:numId w:val="5"/>
-        </w:numPr>
-      </w:pPr>
-      <w:r>
-        <w:t>Total Operational Expenses</w:t>
-      </w:r>
-    </w:p>
-    <w:p>
-      <w:pPr>
-        <w:numPr>
-          <w:ilvl w:val="0"/>
-          <w:numId w:val="5"/>
-        </w:numPr>
-      </w:pPr>
-      <w:r>
-        <w:t>Net Revenue</w:t>
-      </w:r>
-    </w:p>
-    <w:p/>
-    <w:p>
-      <w:pPr>
-        <w:rPr>
-          <w:b/>
-          <w:bCs/>
-        </w:rPr>
-      </w:pPr>
-      <w:r>
-        <w:rPr>
-          <w:b/>
-          <w:bCs/>
-        </w:rPr>
-        <w:t>Data Visualizations &amp; Charts:</w:t>
-      </w:r>
-    </w:p>
-    <w:p>
-      <w:pPr>
-        <w:numPr>
-          <w:ilvl w:val="0"/>
-          <w:numId w:val="5"/>
-        </w:numPr>
-      </w:pPr>
-      <w:r>
-        <w:t>Project Status Chart (Bar Chart): Status breakdown (Done, Ongoing, Cancelled, Pending).</w:t>
-      </w:r>
-    </w:p>
-    <w:p>
-      <w:pPr>
-        <w:numPr>
-          <w:ilvl w:val="0"/>
-          <w:numId w:val="5"/>
-        </w:numPr>
-      </w:pPr>
-      <w:r>
-        <w:t>Financial &amp; Performance Tables: Top Performing Projects</w:t>
-      </w:r>
-    </w:p>
-    <w:p>
-      <w:pPr>
-        <w:numPr>
-          <w:ilvl w:val="1"/>
-          <w:numId w:val="5"/>
-        </w:numPr>
-      </w:pPr>
-      <w:r>
-        <w:t>Columns: Revenue, Expenses, Profit, Margin %. Sortable by any column; sorted by highest Profit by default.</w:t>
-      </w:r>
-    </w:p>
-    <w:p>
-      <w:pPr>
-        <w:numPr>
-          <w:ilvl w:val="1"/>
-          <w:numId w:val="5"/>
-        </w:numPr>
-      </w:pPr>
-      <w:r>
-        <w:t>Expenses are added up automatically: receipts + materials + subcontractor payouts. Payroll is not split per project; it counts as company-wide overhead in the KPI cards.</w:t>
-      </w:r>
-    </w:p>
-    <w:p>
-      <w:pPr>
-        <w:numPr>
-          <w:ilvl w:val="0"/>
-          <w:numId w:val="5"/>
-        </w:numPr>
-      </w:pPr>
-      <w:r>
-        <w:t>Date filters: This Month, This Quarter, This Year, All Time, Custom date range.</w:t>
-      </w:r>
-    </w:p>
-    <w:p>
-      <w:pPr>
-        <w:numPr>
-          <w:ilvl w:val="0"/>
-          <w:numId w:val="5"/>
-        </w:numPr>
-      </w:pPr>
-      <w:r>
-        <w:t>Who sees it: Admin sees all departments; a Supervisor sees only their own department's numbers; Employees have no Dashboard.</w:t>
-      </w:r>
-    </w:p>
-    <w:p>
-      <w:pPr>
-        <w:numPr>
-          <w:ilvl w:val="0"/>
-          <w:numId w:val="5"/>
-        </w:numPr>
-      </w:pPr>
-      <w:r>
-        <w:t>How money is counted (completed-contract method): a project's revenue and all its expenses count in the period it is finished (Done). Company overhead (overhead receipts, equipment repairs, payroll) counts by its own date. A department view shows only that department's expenses.</w:t>
-      </w:r>
-    </w:p>
-    <w:p/>
-    <w:p>
-      <w:pPr>
-        <w:rPr>
-          <w:b/>
-          <w:bCs/>
-        </w:rPr>
-      </w:pPr>
-      <w:r>
-        <w:rPr>
-          <w:b/>
-          <w:bCs/>
-        </w:rPr>
-        <w:t>Log History(Table)</w:t>
-      </w:r>
-    </w:p>
-    <w:p>
-      <w:r>
-        <w:rPr>
-          <w:b/>
-          <w:bCs/>
-        </w:rPr>
-        <w:t xml:space="preserve"> </w:t>
-      </w:r>
-      <w:r>
-        <w:t>logs of employee time in and time out</w:t>
-      </w:r>
-    </w:p>
-    <w:p>
-      <w:r>
-        <w:t xml:space="preserve"> logins, logouts and failed login attempts</w:t>
-      </w:r>
-    </w:p>
-    <w:p>
-      <w:r>
-        <w:t xml:space="preserve"> password changes and resets</w:t>
-      </w:r>
-    </w:p>
-    <w:p>
-      <w:r>
-        <w:t xml:space="preserve"> password requests (also shown to Admins as a notification badge)</w:t>
-      </w:r>
-    </w:p>
-    <w:p/>
-    <w:p>
-      <w:pPr>
-        <w:rPr>
-          <w:b/>
-          <w:bCs/>
-        </w:rPr>
-      </w:pPr>
-      <w:r>
-        <w:rPr>
-          <w:b/>
-          <w:bCs/>
-        </w:rPr>
-        <w:t>Changes of password</w:t>
-      </w:r>
-    </w:p>
-    <w:p>
-      <w:pPr>
-        <w:numPr>
-          <w:ilvl w:val="0"/>
-          <w:numId w:val="1"/>
-        </w:numPr>
-      </w:pPr>
-      <w:r>
-        <w:t>Security question is for admin only</w:t>
-      </w:r>
-    </w:p>
-    <w:p>
-      <w:pPr>
-        <w:numPr>
-          <w:ilvl w:val="0"/>
-          <w:numId w:val="1"/>
-        </w:numPr>
-      </w:pPr>
-      <w:r>
-        <w:t>Forgot passwords for employee and supervisor accounts will notify admin for giving out of new password</w:t>
-      </w:r>
-      <w:r>
-        <w:br/>
-      </w:r>
-    </w:p>
-    <w:p>
-      <w:pPr>
-        <w:numPr>
-          <w:ilvl w:val="0"/>
-          <w:numId w:val="1"/>
-        </w:numPr>
-      </w:pPr>
-      <w:r>
-        <w:t>Forgot Password does not use an email code (OTP) or security question for Employees/Supervisors. It only sends a request to the Admins. Admin sets a new password and gives it to the person directly (no temporary password, no forced change).</w:t>
-      </w:r>
-    </w:p>
-    <w:p>
-      <w:pPr>
-        <w:numPr>
-          <w:ilvl w:val="0"/>
-          <w:numId w:val="1"/>
-        </w:numPr>
-      </w:pPr>
-      <w:r>
-        <w:t>Only Admin creates accounts and changes passwords. There is no self sign-up, and Employees/Supervisors cannot change their own password (they ask Admin).</w:t>
-      </w:r>
-    </w:p>
-    <w:p>
-      <w:pPr>
-        <w:numPr>
-          <w:ilvl w:val="0"/>
-          <w:numId w:val="1"/>
-        </w:numPr>
-      </w:pPr>
-      <w:r>
-        <w:t>Each login belongs to one Active office employee (picked from HR &amp; Payroll &gt; Employees; never site workers). One login per employee. The login's name and department come from the employee record.</w:t>
-      </w:r>
-    </w:p>
-    <w:p>
-      <w:pPr>
-        <w:numPr>
-          <w:ilvl w:val="0"/>
-          <w:numId w:val="1"/>
-        </w:numPr>
-      </w:pPr>
-      <w:r>
-        <w:t>Account locks after 5 wrong passwords. Only Admin can unlock it.</w:t>
-      </w:r>
-    </w:p>
-    <w:p>
-      <w:pPr>
-        <w:numPr>
-          <w:ilvl w:val="0"/>
-          <w:numId w:val="1"/>
-        </w:numPr>
-      </w:pPr>
-      <w:r>
         <w:t>Idle check: after 5 minutes with no activity, a "Still there? Sign out?" popup appears. If nobody answers within 60 seconds, the app signs out automatically.</w:t>
       </w:r>
     </w:p>
@@ -1199,6 +1200,7 @@
         </w:numPr>
       </w:pPr>
       <w:r>
+        <w:lastRenderedPageBreak/>
         <w:t>Add,Edit,Delete Employee Details</w:t>
       </w:r>
     </w:p>
@@ -1257,23 +1259,23 @@
     <w:p>
       <w:pPr>
         <w:numPr>
-          <w:ilvl w:val="1"/>
-          <w:numId w:val="11"/>
-        </w:numPr>
-      </w:pPr>
-      <w:r>
-        <w:t>Absence &amp; Tardy Tracking: Flags absences and late entries against the work schedule.</w:t>
-      </w:r>
-    </w:p>
-    <w:p>
-      <w:pPr>
-        <w:numPr>
           <w:ilvl w:val="2"/>
           <w:numId w:val="11"/>
         </w:numPr>
       </w:pPr>
       <w:r>
-        <w:t>Work hours: 8:00 AM to 5:00 PM, Monday to Saturday, 12:00 to 1:00 PM unpaid lunch. On time up to 8:15 AM. (Editable settings.)</w:t>
+        <w:t>The file to upload is the scanner's "All Report" (.xls), sheet "Attendance Logs". The scanner's ID for each person must be set as their Biometric ID; scans of unknown IDs are skipped and listed. Uploading the same file again adds nothing.</w:t>
+      </w:r>
+    </w:p>
+    <w:p>
+      <w:pPr>
+        <w:numPr>
+          <w:ilvl w:val="1"/>
+          <w:numId w:val="11"/>
+        </w:numPr>
+      </w:pPr>
+      <w:r>
+        <w:t>Absence &amp; Tardy Tracking: Flags absences and late entries against the work schedule.</w:t>
       </w:r>
     </w:p>
     <w:p>
@@ -1284,7 +1286,7 @@
         </w:numPr>
       </w:pPr>
       <w:r>
-        <w:t>Late: the exact minutes are deducted. Per-minute rate = Daily Rate / 8 hours / 60 minutes.</w:t>
+        <w:t>Work hours: 8:00 AM to 5:00 PM, Monday to Saturday, 12:00 to 1:00 PM unpaid lunch. On time up to 8:15 AM. (Editable settings.)</w:t>
       </w:r>
     </w:p>
     <w:p>
@@ -1295,7 +1297,7 @@
         </w:numPr>
       </w:pPr>
       <w:r>
-        <w:t>Absent (no scans that day): no pay for that day. Missing scans are flagged for HR to fix.</w:t>
+        <w:t>Late: the exact minutes are deducted. Per-minute rate = Daily Rate / 8 hours / 60 minutes.</w:t>
       </w:r>
     </w:p>
     <w:p>
@@ -1306,7 +1308,7 @@
         </w:numPr>
       </w:pPr>
       <w:r>
-        <w:t>Overtime: after 5:00 PM only, only when HR approves, at a flat PHP 100 per hour (editable setting).</w:t>
+        <w:t>Absent (no scans that day): no pay for that day. Missing scans are flagged for HR to fix.</w:t>
       </w:r>
     </w:p>
     <w:p>
@@ -1317,103 +1319,7 @@
         </w:numPr>
       </w:pPr>
       <w:r>
-        <w:t>Workers are not assigned to projects.</w:t>
-      </w:r>
-    </w:p>
-    <w:p>
-      <w:pPr>
-        <w:numPr>
-          <w:ilvl w:val="0"/>
-          <w:numId w:val="11"/>
-        </w:numPr>
-        <w:rPr>
-          <w:b/>
-          <w:bCs/>
-        </w:rPr>
-      </w:pPr>
-      <w:r>
-        <w:rPr>
-          <w:b/>
-          <w:bCs/>
-        </w:rPr>
-        <w:t>Payroll Engine</w:t>
-      </w:r>
-    </w:p>
-    <w:p>
-      <w:pPr>
-        <w:numPr>
-          <w:ilvl w:val="1"/>
-          <w:numId w:val="11"/>
-        </w:numPr>
-      </w:pPr>
-      <w:r>
-        <w:t>Pay Schedule field per employee: Office or Site.</w:t>
-      </w:r>
-    </w:p>
-    <w:p>
-      <w:pPr>
-        <w:numPr>
-          <w:ilvl w:val="1"/>
-          <w:numId w:val="11"/>
-        </w:numPr>
-      </w:pPr>
-      <w:r>
-        <w:t>Site workers: paid weekly every Saturday. HR uploads the scanner file on Friday; Saturday's attendance is counted in the next week's pay.</w:t>
-      </w:r>
-    </w:p>
-    <w:p>
-      <w:pPr>
-        <w:numPr>
-          <w:ilvl w:val="1"/>
-          <w:numId w:val="11"/>
-        </w:numPr>
-      </w:pPr>
-      <w:r>
-        <w:t>Office staff: paid twice a month. Payday 15th covers the 26th of last month to the 10th. Payday 30th covers the 11th to the 25th. HR uses the days in between to upload, fix missing scans and approve overtime.</w:t>
-      </w:r>
-    </w:p>
-    <w:p>
-      <w:pPr>
-        <w:numPr>
-          <w:ilvl w:val="1"/>
-          <w:numId w:val="11"/>
-        </w:numPr>
-      </w:pPr>
-      <w:r>
-        <w:t>February: the 30th payday moves to the last day of the month. If payday falls on a Sunday or holiday, pay the day before. (Defaults; can be changed.)</w:t>
-      </w:r>
-    </w:p>
-    <w:p>
-      <w:pPr>
-        <w:numPr>
-          <w:ilvl w:val="1"/>
-          <w:numId w:val="11"/>
-        </w:numPr>
-      </w:pPr>
-      <w:r>
-        <w:t>Only scanned and validated days are paid. No pay in advance for days not yet on the scanner.</w:t>
-      </w:r>
-    </w:p>
-    <w:p>
-      <w:pPr>
-        <w:numPr>
-          <w:ilvl w:val="1"/>
-          <w:numId w:val="11"/>
-        </w:numPr>
-      </w:pPr>
-      <w:r>
-        <w:t>Automated gross pay calculation based on validated biometric logs (Daily Rate x days present, minus late minutes, plus approved overtime).</w:t>
-      </w:r>
-    </w:p>
-    <w:p>
-      <w:pPr>
-        <w:numPr>
-          <w:ilvl w:val="1"/>
-          <w:numId w:val="11"/>
-        </w:numPr>
-      </w:pPr>
-      <w:r>
-        <w:t>Automatic Deduction Handler:</w:t>
+        <w:t>Overtime: after 5:00 PM only, only when HR approves, at a flat PHP 100 per hour (editable setting).</w:t>
       </w:r>
     </w:p>
     <w:p>
@@ -1424,7 +1330,7 @@
         </w:numPr>
       </w:pPr>
       <w:r>
-        <w:t>Site absence deductions based on daily rates.</w:t>
+        <w:t>Defaults chosen while building (can be changed): coming back from lunch after 1:00 PM also counts as late minutes; leaving before 5:00 PM counts as early minutes; overtime counts from 30 minutes after 5:00 PM; two scans within 3 minutes count once; Sunday scans are "Rest Day Work" waiting for overtime approval.</w:t>
       </w:r>
     </w:p>
     <w:p>
@@ -1435,7 +1341,7 @@
         </w:numPr>
       </w:pPr>
       <w:r>
-        <w:t>Tax bracket computations &amp; government statutory deductions.(w/ choices of with or without deduction)</w:t>
+        <w:t>A day with fewer than 4 scans is "Missing Scan"; a work day with no scan is "Absent" (up to yesterday, from the employee's first rate date). HR fixes a day by hand with a required reason; overtime is approved by the HR Supervisor or an Admin. Holidays come with the Settings tab.</w:t>
       </w:r>
     </w:p>
     <w:p>
@@ -1446,18 +1352,103 @@
         </w:numPr>
       </w:pPr>
       <w:r>
-        <w:t>Cash advances (vale): the HR Employee records the amount, date, reason and deduction per payday; the HR Supervisor approves it. The same amount is deducted every payday until paid off. If a payslip is too small, the rest carries over to the next payday; pay never goes negative.</w:t>
-      </w:r>
-    </w:p>
-    <w:p>
-      <w:pPr>
-        <w:numPr>
-          <w:ilvl w:val="1"/>
+        <w:t>Workers are not assigned to projects.</w:t>
+      </w:r>
+    </w:p>
+    <w:p>
+      <w:pPr>
+        <w:numPr>
+          <w:ilvl w:val="0"/>
           <w:numId w:val="11"/>
         </w:numPr>
-      </w:pPr>
-      <w:r>
-        <w:t>Printable Payslip &amp; Payroll Report Generatio</w:t>
+        <w:rPr>
+          <w:b/>
+          <w:bCs/>
+        </w:rPr>
+      </w:pPr>
+      <w:r>
+        <w:rPr>
+          <w:b/>
+          <w:bCs/>
+        </w:rPr>
+        <w:t>Payroll Engine</w:t>
+      </w:r>
+    </w:p>
+    <w:p>
+      <w:pPr>
+        <w:numPr>
+          <w:ilvl w:val="1"/>
+          <w:numId w:val="11"/>
+        </w:numPr>
+      </w:pPr>
+      <w:r>
+        <w:t>Pay Schedule field per employee: Office or Site.</w:t>
+      </w:r>
+    </w:p>
+    <w:p>
+      <w:pPr>
+        <w:numPr>
+          <w:ilvl w:val="1"/>
+          <w:numId w:val="11"/>
+        </w:numPr>
+      </w:pPr>
+      <w:r>
+        <w:t>Site workers: paid weekly every Saturday. HR uploads the scanner file on Friday; Saturday's attendance is counted in the next week's pay.</w:t>
+      </w:r>
+    </w:p>
+    <w:p>
+      <w:pPr>
+        <w:numPr>
+          <w:ilvl w:val="1"/>
+          <w:numId w:val="11"/>
+        </w:numPr>
+      </w:pPr>
+      <w:r>
+        <w:t>Office staff: paid twice a month. Payday 15th covers the 26th of last month to the 10th. Payday 30th covers the 11th to the 25th. HR uses the days in between to upload, fix missing scans and approve overtime.</w:t>
+      </w:r>
+    </w:p>
+    <w:p>
+      <w:pPr>
+        <w:numPr>
+          <w:ilvl w:val="1"/>
+          <w:numId w:val="11"/>
+        </w:numPr>
+      </w:pPr>
+      <w:r>
+        <w:t>February: the 30th payday moves to the last day of the month. If payday falls on a Sunday or holiday, pay the day before. (Defaults; can be changed.)</w:t>
+      </w:r>
+    </w:p>
+    <w:p>
+      <w:pPr>
+        <w:numPr>
+          <w:ilvl w:val="1"/>
+          <w:numId w:val="11"/>
+        </w:numPr>
+      </w:pPr>
+      <w:r>
+        <w:t>Only scanned and validated days are paid. No pay in advance for days not yet on the scanner.</w:t>
+      </w:r>
+    </w:p>
+    <w:p>
+      <w:pPr>
+        <w:numPr>
+          <w:ilvl w:val="1"/>
+          <w:numId w:val="11"/>
+        </w:numPr>
+      </w:pPr>
+      <w:r>
+        <w:t>Automated gross pay calculation based on validated biometric logs (Daily Rate x days present, minus late minutes, plus approved overtime).</w:t>
+      </w:r>
+    </w:p>
+    <w:p>
+      <w:pPr>
+        <w:numPr>
+          <w:ilvl w:val="1"/>
+          <w:numId w:val="11"/>
+        </w:numPr>
+      </w:pPr>
+      <w:r>
+        <w:t>Automatic Deduction Handler:</w:t>
       </w:r>
     </w:p>
     <w:p>
@@ -1468,6 +1459,50 @@
         </w:numPr>
       </w:pPr>
       <w:r>
+        <w:t>Site absence deductions based on daily rates.</w:t>
+      </w:r>
+    </w:p>
+    <w:p>
+      <w:pPr>
+        <w:numPr>
+          <w:ilvl w:val="2"/>
+          <w:numId w:val="11"/>
+        </w:numPr>
+      </w:pPr>
+      <w:r>
+        <w:t>Tax bracket computations &amp; government statutory deductions.(w/ choices of with or without deduction)</w:t>
+      </w:r>
+    </w:p>
+    <w:p>
+      <w:pPr>
+        <w:numPr>
+          <w:ilvl w:val="2"/>
+          <w:numId w:val="11"/>
+        </w:numPr>
+      </w:pPr>
+      <w:r>
+        <w:t>Cash advances (vale): the HR Employee records the amount, date, reason and deduction per payday; the HR Supervisor approves it. The same amount is deducted every payday until paid off. If a payslip is too small, the rest carries over to the next payday; pay never goes negative.</w:t>
+      </w:r>
+    </w:p>
+    <w:p>
+      <w:pPr>
+        <w:numPr>
+          <w:ilvl w:val="1"/>
+          <w:numId w:val="11"/>
+        </w:numPr>
+      </w:pPr>
+      <w:r>
+        <w:t>Printable Payslip &amp; Payroll Report Generatio</w:t>
+      </w:r>
+    </w:p>
+    <w:p>
+      <w:pPr>
+        <w:numPr>
+          <w:ilvl w:val="2"/>
+          <w:numId w:val="11"/>
+        </w:numPr>
+      </w:pPr>
+      <w:r>
         <w:t>Payslip shows days worked, late deductions, overtime, cash advance with remaining balance, government deductions (if switched on) and net pay. Printed and saved as PDF.</w:t>
       </w:r>
     </w:p>
@@ -1815,6 +1850,7 @@
           <w:b/>
           <w:bCs/>
         </w:rPr>
+        <w:lastRenderedPageBreak/>
         <w:t>Module 4: Subcontractor Management</w:t>
       </w:r>
     </w:p>
@@ -2160,6 +2196,7 @@
         </w:numPr>
       </w:pPr>
       <w:r>
+        <w:lastRenderedPageBreak/>
         <w:t>Vouchers are numbered SV-0001, SV-0002... A payout is the approved voucher's exact amount. The retention gets its own voucher once progress is 100% and every stage is paid.</w:t>
       </w:r>
     </w:p>
@@ -2481,6 +2518,7 @@
         </w:numPr>
       </w:pPr>
       <w:r>
+        <w:lastRenderedPageBreak/>
         <w:t>Change Orders (client-requested changes)</w:t>
       </w:r>
     </w:p>

--- a/docs/Project Outline.docx
+++ b/docs/Project Outline.docx
@@ -1200,7 +1200,6 @@
         </w:numPr>
       </w:pPr>
       <w:r>
-        <w:lastRenderedPageBreak/>
         <w:t>Add,Edit,Delete Employee Details</w:t>
       </w:r>
     </w:p>
@@ -1330,7 +1329,7 @@
         </w:numPr>
       </w:pPr>
       <w:r>
-        <w:t>Defaults chosen while building (can be changed): coming back from lunch after 1:00 PM also counts as late minutes; leaving before 5:00 PM counts as early minutes; overtime counts from 30 minutes after 5:00 PM; two scans within 3 minutes count once; Sunday scans are "Rest Day Work" waiting for overtime approval.</w:t>
+        <w:t>Rules approved by the owner (Oct 30, 2026): coming back from lunch after 1:00 PM also counts as late minutes; leaving before 5:00 PM counts as early minutes; overtime counts from 30 minutes after 5:00 PM; two scans within 3 minutes count once; Sunday scans are "Rest Day Work" waiting for overtime approval.</w:t>
       </w:r>
     </w:p>
     <w:p>
@@ -1850,7 +1849,6 @@
           <w:b/>
           <w:bCs/>
         </w:rPr>
-        <w:lastRenderedPageBreak/>
         <w:t>Module 4: Subcontractor Management</w:t>
       </w:r>
     </w:p>
@@ -2196,7 +2194,6 @@
         </w:numPr>
       </w:pPr>
       <w:r>
-        <w:lastRenderedPageBreak/>
         <w:t>Vouchers are numbered SV-0001, SV-0002... A payout is the approved voucher's exact amount. The retention gets its own voucher once progress is 100% and every stage is paid.</w:t>
       </w:r>
     </w:p>
@@ -2518,7 +2515,6 @@
         </w:numPr>
       </w:pPr>
       <w:r>
-        <w:lastRenderedPageBreak/>
         <w:t>Change Orders (client-requested changes)</w:t>
       </w:r>
     </w:p>

--- a/docs/Project Outline.docx
+++ b/docs/Project Outline.docx
@@ -1341,6 +1341,17 @@
       </w:pPr>
       <w:r>
         <w:t>A day with fewer than 4 scans is "Missing Scan"; a work day with no scan is "Absent" (up to yesterday, from the employee's first rate date). HR fixes a day by hand with a required reason; overtime is approved by the HR Supervisor or an Admin. Holidays come with the Settings tab.</w:t>
+      </w:r>
+    </w:p>
+    <w:p>
+      <w:pPr>
+        <w:numPr>
+          <w:ilvl w:val="2"/>
+          <w:numId w:val="11"/>
+        </w:numPr>
+      </w:pPr>
+      <w:r>
+        <w:t>Sending employees to the scanner: "Make Scanner Employee File" fills the scanner's own Employee Form (ID = Biometric ID, name, department number, authority 0) to load by USB. Departments as numbers: Site = 1, Administration = 3, HR &amp; Payroll = 4, Inventory = 5, Subcontractors = 6, Receipts = 7. Fingerprints are still registered on the scanner.</w:t>
       </w:r>
     </w:p>
     <w:p>

--- a/docs/Project Outline.docx
+++ b/docs/Project Outline.docx
@@ -1514,6 +1514,39 @@
       </w:pPr>
       <w:r>
         <w:t>Payslip shows days worked, late deductions, overtime, cash advance with remaining balance, government deductions (if switched on) and net pay. Printed and saved as PDF.</w:t>
+      </w:r>
+    </w:p>
+    <w:p>
+      <w:pPr>
+        <w:numPr>
+          <w:ilvl w:val="2"/>
+          <w:numId w:val="11"/>
+        </w:numPr>
+      </w:pPr>
+      <w:r>
+        <w:t>Built Oct 30, 2026: Compute makes a draft (can be done again); the HR Supervisor or an Admin finalizes it, which is refused while missing scans or overtime approvals are pending. Finalizing takes the cash advances and locks those attendance days. Payslips print one page each or save as one PDF; Payslip History keeps them.</w:t>
+      </w:r>
+    </w:p>
+    <w:p>
+      <w:pPr>
+        <w:numPr>
+          <w:ilvl w:val="2"/>
+          <w:numId w:val="11"/>
+        </w:numPr>
+      </w:pPr>
+      <w:r>
+        <w:t>Defaults chosen while building (to confirm): a Regular holiday not worked is paid, a Special holiday is not, and work on a holiday is paid as a normal day; leaving early is deducted like late minutes; government deductions use a monthly basis of daily rate x 26 days with the 2025 employee shares (SSS 5% of the salary credit, PhilHealth 2.5%, Pag-IBIG 2% up to 10,000), half per office payday and 12/52 per site payday, plus income tax from the TRAIN table. All rates are editable in Settings; the accountant should check them.</w:t>
+      </w:r>
+    </w:p>
+    <w:p>
+      <w:pPr>
+        <w:numPr>
+          <w:ilvl w:val="2"/>
+          <w:numId w:val="11"/>
+        </w:numPr>
+      </w:pPr>
+      <w:r>
+        <w:t>HR Settings tab (Admin and HR Supervisor): work hours, grace minutes, work days, overtime rate and minimum, government rates, and holidays (Regular / Special).</w:t>
       </w:r>
     </w:p>
     <w:p>

--- a/docs/Project Outline.docx
+++ b/docs/Project Outline.docx
@@ -1200,6 +1200,7 @@
         </w:numPr>
       </w:pPr>
       <w:r>
+        <w:lastRenderedPageBreak/>
         <w:t>Add,Edit,Delete Employee Details</w:t>
       </w:r>
     </w:p>
@@ -1425,6 +1426,7 @@
         </w:numPr>
       </w:pPr>
       <w:r>
+        <w:lastRenderedPageBreak/>
         <w:t>February: the 30th payday moves to the last day of the month. If payday falls on a Sunday or holiday, pay the day before. (Defaults; can be changed.)</w:t>
       </w:r>
     </w:p>
@@ -1535,7 +1537,7 @@
         </w:numPr>
       </w:pPr>
       <w:r>
-        <w:t>Defaults chosen while building (to confirm): a Regular holiday not worked is paid, a Special holiday is not, and work on a holiday is paid as a normal day; leaving early is deducted like late minutes; government deductions use a monthly basis of daily rate x 26 days with the 2025 employee shares (SSS 5% of the salary credit, PhilHealth 2.5%, Pag-IBIG 2% up to 10,000), half per office payday and 12/52 per site payday, plus income tax from the TRAIN table. All rates are editable in Settings; the accountant should check them.</w:t>
+        <w:t>Rules approved by the owner (Oct 30, 2026): a Regular holiday not worked is paid, a Special holiday is not, and work on a holiday is paid as a normal day; leaving early is deducted like late minutes; government deductions use a monthly basis of daily rate x 26 days with the 2025 employee shares (SSS 5% of the salary credit, PhilHealth 2.5%, Pag-IBIG 2% up to 10,000), half per office payday and 12/52 per site payday, plus income tax from the TRAIN table. All rates are editable in Settings; the accountant should check them.</w:t>
       </w:r>
     </w:p>
     <w:p>
@@ -1668,6 +1670,7 @@
         <w:rPr>
           <w:color w:val="FF9900"/>
         </w:rPr>
+        <w:lastRenderedPageBreak/>
         <w:t>Using materials: the Inventory Employee records what was used and on which project (e.g. 20 bags of cement to Santos Residence). The Inventory Supervisor approves it; then the stock goes down and the cost is added to that project.</w:t>
       </w:r>
     </w:p>
